--- a/output/docx/AdministradorEditaEcommerce.docx
+++ b/output/docx/AdministradorEditaEcommerce.docx
@@ -303,7 +303,7 @@
               <w:rPr>
                 <w:sz w:val="18"/>
               </w:rPr>
-              <w:t>SYSTEM notifica usuario de que o Ecommerce foi atualizado com sucesso</w:t>
+              <w:t>SYSTEM atualiza os dados do E-commerce no sistema</w:t>
             </w:r>
           </w:p>
         </w:tc>
@@ -324,7 +324,7 @@
           <w:sz w:val="24"/>
           <w:color w:val="2B6CB0"/>
         </w:rPr>
-        <w:t>[TC2] Alternative Flow 1: Ordena lista de Ecommerce</w:t>
+        <w:t>[TC2] Alternative Flow 1: Usuario ordena lista de Ecommerce</w:t>
       </w:r>
     </w:p>
     <w:p>
@@ -589,7 +589,7 @@
               <w:rPr>
                 <w:sz w:val="18"/>
               </w:rPr>
-              <w:t>SYSTEM notifica usuario de que o Ecommerce foi atualizado com sucesso</w:t>
+              <w:t>SYSTEM atualiza os dados do E-commerce no sistema</w:t>
             </w:r>
           </w:p>
         </w:tc>
@@ -610,7 +610,7 @@
           <w:sz w:val="24"/>
           <w:color w:val="2B6CB0"/>
         </w:rPr>
-        <w:t>[TC3] Alternative Flow 2: Navega por paginas de tabela</w:t>
+        <w:t>[TC3] Alternative Flow 2: Usuario navega por paginas de tabela</w:t>
       </w:r>
     </w:p>
     <w:p>
@@ -875,7 +875,7 @@
               <w:rPr>
                 <w:sz w:val="18"/>
               </w:rPr>
-              <w:t>SYSTEM notifica usuario de que o Ecommerce foi atualizado com sucesso</w:t>
+              <w:t>SYSTEM atualiza os dados do E-commerce no sistema</w:t>
             </w:r>
           </w:p>
         </w:tc>
@@ -896,7 +896,7 @@
           <w:sz w:val="24"/>
           <w:color w:val="2B6CB0"/>
         </w:rPr>
-        <w:t>[TC4] Alternative Flow 3: Filtra lista de Ecommerce</w:t>
+        <w:t>[TC4] Exception Flow 1: Nao insere algum dado obrigatório'</w:t>
       </w:r>
     </w:p>
     <w:p>
@@ -932,7 +932,7 @@
         <w:rPr>
           <w:sz w:val="20"/>
         </w:rPr>
-        <w:t>Ecommerce esta com dados atualizados no sistema.</w:t>
+        <w:t>Flow interrupted due to exception / error</w:t>
       </w:r>
     </w:p>
     <w:tbl>
@@ -1055,17 +1055,17 @@
               <w:rPr>
                 <w:sz w:val="18"/>
               </w:rPr>
-              <w:t>Administrador: preenche campos de filtragem</w:t>
-            </w:r>
-          </w:p>
-        </w:tc>
-        <w:tc>
-          <w:p>
-            <w:r>
-              <w:rPr>
-                <w:sz w:val="18"/>
-              </w:rPr>
-              <w:t>SYSTEM mostra a tela de detalhes do ecommerce</w:t>
+              <w:t>Administrador: seleciona um E-commerce na lista</w:t>
+            </w:r>
+          </w:p>
+        </w:tc>
+        <w:tc>
+          <w:p>
+            <w:r>
+              <w:rPr>
+                <w:sz w:val="18"/>
+              </w:rPr>
+              <w:t>SYSTEM abre a tela de edicao do Ecommerce</w:t>
             </w:r>
           </w:p>
         </w:tc>
@@ -1087,17 +1087,17 @@
               <w:rPr>
                 <w:sz w:val="18"/>
               </w:rPr>
-              <w:t>Administrador: seleciona um E-commerce na lista</w:t>
-            </w:r>
-          </w:p>
-        </w:tc>
-        <w:tc>
-          <w:p>
-            <w:r>
-              <w:rPr>
-                <w:sz w:val="18"/>
-              </w:rPr>
-              <w:t>SYSTEM abre a tela de edicao do Ecommerce</w:t>
+              <w:t>Administrador: modifica os dados existentes</w:t>
+            </w:r>
+          </w:p>
+        </w:tc>
+        <w:tc>
+          <w:p>
+            <w:r>
+              <w:rPr>
+                <w:sz w:val="18"/>
+              </w:rPr>
+              <w:t>SYSTEM valida os dados cadastrais do ecommerce</w:t>
             </w:r>
           </w:p>
         </w:tc>
@@ -1119,17 +1119,17 @@
               <w:rPr>
                 <w:sz w:val="18"/>
               </w:rPr>
-              <w:t>Administrador: modifica os dados existentes</w:t>
-            </w:r>
-          </w:p>
-        </w:tc>
-        <w:tc>
-          <w:p>
-            <w:r>
-              <w:rPr>
-                <w:sz w:val="18"/>
-              </w:rPr>
-              <w:t>SYSTEM valida os dados cadastrais do ecommerce</w:t>
+              <w:t>Administrador: clica no botao de atualizar</w:t>
+            </w:r>
+          </w:p>
+        </w:tc>
+        <w:tc>
+          <w:p>
+            <w:r>
+              <w:rPr>
+                <w:sz w:val="18"/>
+              </w:rPr>
+              <w:t>SYSTEM informa que os dados obrigatórios devem ser preenchidos</w:t>
             </w:r>
           </w:p>
         </w:tc>
@@ -1151,17 +1151,17 @@
               <w:rPr>
                 <w:sz w:val="18"/>
               </w:rPr>
-              <w:t>Administrador: clica no botao de atualizar</w:t>
-            </w:r>
-          </w:p>
-        </w:tc>
-        <w:tc>
-          <w:p>
-            <w:r>
-              <w:rPr>
-                <w:sz w:val="18"/>
-              </w:rPr>
-              <w:t>SYSTEM notifica usuario de que o Ecommerce foi atualizado com sucesso</w:t>
+              <w:t>Administrador: adiciona dados corretos e clica em 'Atualizar</w:t>
+            </w:r>
+          </w:p>
+        </w:tc>
+        <w:tc>
+          <w:p>
+            <w:r>
+              <w:rPr>
+                <w:sz w:val="18"/>
+              </w:rPr>
+              <w:t>SYSTEM processes action successfully</w:t>
             </w:r>
           </w:p>
         </w:tc>
@@ -1182,7 +1182,7 @@
           <w:sz w:val="24"/>
           <w:color w:val="2B6CB0"/>
         </w:rPr>
-        <w:t>[TC5] Alternative Flow 4: Cancela atualizacao de Ecommerce</w:t>
+        <w:t>[TC5] Exception Flow 2: Usuario insere algum dado invalido</w:t>
       </w:r>
     </w:p>
     <w:p>
@@ -1218,7 +1218,7 @@
         <w:rPr>
           <w:sz w:val="20"/>
         </w:rPr>
-        <w:t>Ecommerce esta com dados atualizados no sistema.</w:t>
+        <w:t>Flow interrupted due to exception / error</w:t>
       </w:r>
     </w:p>
     <w:tbl>
@@ -1341,928 +1341,6 @@
               <w:rPr>
                 <w:sz w:val="18"/>
               </w:rPr>
-              <w:t>Administrador: clica no botao Cancelar</w:t>
-            </w:r>
-          </w:p>
-        </w:tc>
-        <w:tc>
-          <w:p>
-            <w:r>
-              <w:rPr>
-                <w:sz w:val="18"/>
-              </w:rPr>
-              <w:t>SYSTEM mostra a tela de detalhes do ecommerce</w:t>
-            </w:r>
-          </w:p>
-        </w:tc>
-      </w:tr>
-      <w:tr>
-        <w:tc>
-          <w:p>
-            <w:r>
-              <w:rPr>
-                <w:sz w:val="18"/>
-              </w:rPr>
-              <w:t>3</w:t>
-            </w:r>
-          </w:p>
-        </w:tc>
-        <w:tc>
-          <w:p>
-            <w:r>
-              <w:rPr>
-                <w:sz w:val="18"/>
-              </w:rPr>
-              <w:t>Administrador: seleciona um E-commerce na lista</w:t>
-            </w:r>
-          </w:p>
-        </w:tc>
-        <w:tc>
-          <w:p>
-            <w:r>
-              <w:rPr>
-                <w:sz w:val="18"/>
-              </w:rPr>
-              <w:t>SYSTEM abre a tela de edicao do Ecommerce</w:t>
-            </w:r>
-          </w:p>
-        </w:tc>
-      </w:tr>
-      <w:tr>
-        <w:tc>
-          <w:p>
-            <w:r>
-              <w:rPr>
-                <w:sz w:val="18"/>
-              </w:rPr>
-              <w:t>4</w:t>
-            </w:r>
-          </w:p>
-        </w:tc>
-        <w:tc>
-          <w:p>
-            <w:r>
-              <w:rPr>
-                <w:sz w:val="18"/>
-              </w:rPr>
-              <w:t>Administrador: modifica os dados existentes</w:t>
-            </w:r>
-          </w:p>
-        </w:tc>
-        <w:tc>
-          <w:p>
-            <w:r>
-              <w:rPr>
-                <w:sz w:val="18"/>
-              </w:rPr>
-              <w:t>SYSTEM valida os dados cadastrais do ecommerce</w:t>
-            </w:r>
-          </w:p>
-        </w:tc>
-      </w:tr>
-      <w:tr>
-        <w:tc>
-          <w:p>
-            <w:r>
-              <w:rPr>
-                <w:sz w:val="18"/>
-              </w:rPr>
-              <w:t>5</w:t>
-            </w:r>
-          </w:p>
-        </w:tc>
-        <w:tc>
-          <w:p>
-            <w:r>
-              <w:rPr>
-                <w:sz w:val="18"/>
-              </w:rPr>
-              <w:t>Administrador: clica no botao de atualizar</w:t>
-            </w:r>
-          </w:p>
-        </w:tc>
-        <w:tc>
-          <w:p>
-            <w:r>
-              <w:rPr>
-                <w:sz w:val="18"/>
-              </w:rPr>
-              <w:t>SYSTEM notifica usuario de que o Ecommerce foi atualizado com sucesso</w:t>
-            </w:r>
-          </w:p>
-        </w:tc>
-      </w:tr>
-    </w:tbl>
-    <w:p>
-      <w:r>
-        <w:br/>
-      </w:r>
-    </w:p>
-    <w:p>
-      <w:pPr>
-        <w:spacing w:before="180" w:after="60"/>
-      </w:pPr>
-      <w:r>
-        <w:rPr>
-          <w:b w:val="on"/>
-          <w:sz w:val="24"/>
-          <w:color w:val="2B6CB0"/>
-        </w:rPr>
-        <w:t>[TC6] Alternative Flow 5: Volta para tela inicial de sistema</w:t>
-      </w:r>
-    </w:p>
-    <w:p>
-      <w:pPr>
-        <w:spacing w:after="40"/>
-      </w:pPr>
-      <w:r>
-        <w:rPr>
-          <w:b w:val="on"/>
-          <w:sz w:val="20"/>
-        </w:rPr>
-        <w:t xml:space="preserve">Preconditions: </w:t>
-      </w:r>
-      <w:r>
-        <w:rPr>
-          <w:sz w:val="20"/>
-        </w:rPr>
-        <w:t>Administrador logado; Algum E-commerce salvo no sistema.</w:t>
-      </w:r>
-    </w:p>
-    <w:p>
-      <w:pPr>
-        <w:spacing w:after="40"/>
-      </w:pPr>
-      <w:r>
-        <w:rPr>
-          <w:b w:val="on"/>
-          <w:sz w:val="20"/>
-        </w:rPr>
-        <w:t xml:space="preserve">Postconditions: </w:t>
-      </w:r>
-      <w:r>
-        <w:rPr>
-          <w:sz w:val="20"/>
-        </w:rPr>
-        <w:t>Ecommerce esta com dados atualizados no sistema.</w:t>
-      </w:r>
-    </w:p>
-    <w:tbl>
-      <w:tblPr>
-        <w:tblW w:w="5000" w:type="pct"/>
-        <w:tblBorders>
-          <w:top w:val="single"/>
-          <w:left w:val="single"/>
-          <w:bottom w:val="single"/>
-          <w:right w:val="single"/>
-          <w:insideH w:val="single"/>
-          <w:insideV w:val="single"/>
-        </w:tblBorders>
-      </w:tblPr>
-      <w:tr>
-        <w:tc>
-          <w:tcPr>
-            <w:tcW w:w="1200" w:type="dxa"/>
-            <w:shd w:color="auto" w:val="clear" w:fill="2B6CB0"/>
-          </w:tcPr>
-          <w:p>
-            <w:pPr>
-              <w:jc w:val="left"/>
-            </w:pPr>
-            <w:r>
-              <w:rPr>
-                <w:b w:val="on"/>
-                <w:sz w:val="20"/>
-                <w:color w:val="FFFFFF"/>
-              </w:rPr>
-              <w:t>Step #</w:t>
-            </w:r>
-          </w:p>
-        </w:tc>
-        <w:tc>
-          <w:tcPr>
-            <w:tcW w:w="4500" w:type="dxa"/>
-            <w:shd w:color="auto" w:val="clear" w:fill="2B6CB0"/>
-          </w:tcPr>
-          <w:p>
-            <w:pPr>
-              <w:jc w:val="left"/>
-            </w:pPr>
-            <w:r>
-              <w:rPr>
-                <w:b w:val="on"/>
-                <w:sz w:val="20"/>
-                <w:color w:val="FFFFFF"/>
-              </w:rPr>
-              <w:t>Actor Action</w:t>
-            </w:r>
-          </w:p>
-        </w:tc>
-        <w:tc>
-          <w:tcPr>
-            <w:tcW w:w="4500" w:type="dxa"/>
-            <w:shd w:color="auto" w:val="clear" w:fill="2B6CB0"/>
-          </w:tcPr>
-          <w:p>
-            <w:pPr>
-              <w:jc w:val="left"/>
-            </w:pPr>
-            <w:r>
-              <w:rPr>
-                <w:b w:val="on"/>
-                <w:sz w:val="20"/>
-                <w:color w:val="FFFFFF"/>
-              </w:rPr>
-              <w:t>Expected Result (System)</w:t>
-            </w:r>
-          </w:p>
-        </w:tc>
-      </w:tr>
-      <w:tr>
-        <w:tc>
-          <w:p>
-            <w:r>
-              <w:rPr>
-                <w:sz w:val="18"/>
-              </w:rPr>
-              <w:t>1</w:t>
-            </w:r>
-          </w:p>
-        </w:tc>
-        <w:tc>
-          <w:p>
-            <w:r>
-              <w:rPr>
-                <w:sz w:val="18"/>
-              </w:rPr>
-              <w:t>Administrador: seleciona a opcao 'E-commerce' no menu da tela principal</w:t>
-            </w:r>
-          </w:p>
-        </w:tc>
-        <w:tc>
-          <w:p>
-            <w:r>
-              <w:rPr>
-                <w:sz w:val="18"/>
-              </w:rPr>
-              <w:t>SYSTEM mostra a tela de detalhes do ecommerce</w:t>
-            </w:r>
-          </w:p>
-        </w:tc>
-      </w:tr>
-      <w:tr>
-        <w:tc>
-          <w:p>
-            <w:r>
-              <w:rPr>
-                <w:sz w:val="18"/>
-              </w:rPr>
-              <w:t>2</w:t>
-            </w:r>
-          </w:p>
-        </w:tc>
-        <w:tc>
-          <w:p>
-            <w:r>
-              <w:rPr>
-                <w:sz w:val="18"/>
-              </w:rPr>
-              <w:t>Administrador: seleciona um E-commerce na lista</w:t>
-            </w:r>
-          </w:p>
-        </w:tc>
-        <w:tc>
-          <w:p>
-            <w:r>
-              <w:rPr>
-                <w:sz w:val="18"/>
-              </w:rPr>
-              <w:t>SYSTEM abre a tela de edicao do Ecommerce</w:t>
-            </w:r>
-          </w:p>
-        </w:tc>
-      </w:tr>
-      <w:tr>
-        <w:tc>
-          <w:p>
-            <w:r>
-              <w:rPr>
-                <w:sz w:val="18"/>
-              </w:rPr>
-              <w:t>3</w:t>
-            </w:r>
-          </w:p>
-        </w:tc>
-        <w:tc>
-          <w:p>
-            <w:r>
-              <w:rPr>
-                <w:sz w:val="18"/>
-              </w:rPr>
-              <w:t>Administrador: modifica os dados existentes</w:t>
-            </w:r>
-          </w:p>
-        </w:tc>
-        <w:tc>
-          <w:p>
-            <w:r>
-              <w:rPr>
-                <w:sz w:val="18"/>
-              </w:rPr>
-              <w:t>SYSTEM valida os dados cadastrais do ecommerce</w:t>
-            </w:r>
-          </w:p>
-        </w:tc>
-      </w:tr>
-      <w:tr>
-        <w:tc>
-          <w:p>
-            <w:r>
-              <w:rPr>
-                <w:sz w:val="18"/>
-              </w:rPr>
-              <w:t>4</w:t>
-            </w:r>
-          </w:p>
-        </w:tc>
-        <w:tc>
-          <w:p>
-            <w:r>
-              <w:rPr>
-                <w:sz w:val="18"/>
-              </w:rPr>
-              <w:t>Administrador: clica no botao Voltar</w:t>
-            </w:r>
-          </w:p>
-        </w:tc>
-        <w:tc>
-          <w:p>
-            <w:r>
-              <w:rPr>
-                <w:sz w:val="18"/>
-              </w:rPr>
-              <w:t>SYSTEM mostra a tela de detalhes do ecommerce</w:t>
-            </w:r>
-          </w:p>
-        </w:tc>
-      </w:tr>
-      <w:tr>
-        <w:tc>
-          <w:p>
-            <w:r>
-              <w:rPr>
-                <w:sz w:val="18"/>
-              </w:rPr>
-              <w:t>5</w:t>
-            </w:r>
-          </w:p>
-        </w:tc>
-        <w:tc>
-          <w:p>
-            <w:r>
-              <w:rPr>
-                <w:sz w:val="18"/>
-              </w:rPr>
-              <w:t>Administrador: seleciona um E-commerce na lista</w:t>
-            </w:r>
-          </w:p>
-        </w:tc>
-        <w:tc>
-          <w:p>
-            <w:r>
-              <w:rPr>
-                <w:sz w:val="18"/>
-              </w:rPr>
-              <w:t>SYSTEM abre a tela de edicao do Ecommerce</w:t>
-            </w:r>
-          </w:p>
-        </w:tc>
-      </w:tr>
-      <w:tr>
-        <w:tc>
-          <w:p>
-            <w:r>
-              <w:rPr>
-                <w:sz w:val="18"/>
-              </w:rPr>
-              <w:t>6</w:t>
-            </w:r>
-          </w:p>
-        </w:tc>
-        <w:tc>
-          <w:p>
-            <w:r>
-              <w:rPr>
-                <w:sz w:val="18"/>
-              </w:rPr>
-              <w:t>Administrador: modifica os dados existentes</w:t>
-            </w:r>
-          </w:p>
-        </w:tc>
-        <w:tc>
-          <w:p>
-            <w:r>
-              <w:rPr>
-                <w:sz w:val="18"/>
-              </w:rPr>
-              <w:t>SYSTEM valida os dados cadastrais do ecommerce</w:t>
-            </w:r>
-          </w:p>
-        </w:tc>
-      </w:tr>
-      <w:tr>
-        <w:tc>
-          <w:p>
-            <w:r>
-              <w:rPr>
-                <w:sz w:val="18"/>
-              </w:rPr>
-              <w:t>7</w:t>
-            </w:r>
-          </w:p>
-        </w:tc>
-        <w:tc>
-          <w:p>
-            <w:r>
-              <w:rPr>
-                <w:sz w:val="18"/>
-              </w:rPr>
-              <w:t>Administrador: clica no botao de atualizar</w:t>
-            </w:r>
-          </w:p>
-        </w:tc>
-        <w:tc>
-          <w:p>
-            <w:r>
-              <w:rPr>
-                <w:sz w:val="18"/>
-              </w:rPr>
-              <w:t>SYSTEM notifica usuario de que o Ecommerce foi atualizado com sucesso</w:t>
-            </w:r>
-          </w:p>
-        </w:tc>
-      </w:tr>
-    </w:tbl>
-    <w:p>
-      <w:r>
-        <w:br/>
-      </w:r>
-    </w:p>
-    <w:p>
-      <w:pPr>
-        <w:spacing w:before="180" w:after="60"/>
-      </w:pPr>
-      <w:r>
-        <w:rPr>
-          <w:b w:val="on"/>
-          <w:sz w:val="24"/>
-          <w:color w:val="2B6CB0"/>
-        </w:rPr>
-        <w:t>[TC7] Exception Flow 1: Nao insere algum dado obrigatório'</w:t>
-      </w:r>
-    </w:p>
-    <w:p>
-      <w:pPr>
-        <w:spacing w:after="40"/>
-      </w:pPr>
-      <w:r>
-        <w:rPr>
-          <w:b w:val="on"/>
-          <w:sz w:val="20"/>
-        </w:rPr>
-        <w:t xml:space="preserve">Preconditions: </w:t>
-      </w:r>
-      <w:r>
-        <w:rPr>
-          <w:sz w:val="20"/>
-        </w:rPr>
-        <w:t>Administrador logado; Algum E-commerce salvo no sistema.</w:t>
-      </w:r>
-    </w:p>
-    <w:p>
-      <w:pPr>
-        <w:spacing w:after="40"/>
-      </w:pPr>
-      <w:r>
-        <w:rPr>
-          <w:b w:val="on"/>
-          <w:sz w:val="20"/>
-        </w:rPr>
-        <w:t xml:space="preserve">Postconditions: </w:t>
-      </w:r>
-      <w:r>
-        <w:rPr>
-          <w:sz w:val="20"/>
-        </w:rPr>
-        <w:t>Flow interrupted due to exception / error</w:t>
-      </w:r>
-    </w:p>
-    <w:tbl>
-      <w:tblPr>
-        <w:tblW w:w="5000" w:type="pct"/>
-        <w:tblBorders>
-          <w:top w:val="single"/>
-          <w:left w:val="single"/>
-          <w:bottom w:val="single"/>
-          <w:right w:val="single"/>
-          <w:insideH w:val="single"/>
-          <w:insideV w:val="single"/>
-        </w:tblBorders>
-      </w:tblPr>
-      <w:tr>
-        <w:tc>
-          <w:tcPr>
-            <w:tcW w:w="1200" w:type="dxa"/>
-            <w:shd w:color="auto" w:val="clear" w:fill="2B6CB0"/>
-          </w:tcPr>
-          <w:p>
-            <w:pPr>
-              <w:jc w:val="left"/>
-            </w:pPr>
-            <w:r>
-              <w:rPr>
-                <w:b w:val="on"/>
-                <w:sz w:val="20"/>
-                <w:color w:val="FFFFFF"/>
-              </w:rPr>
-              <w:t>Step #</w:t>
-            </w:r>
-          </w:p>
-        </w:tc>
-        <w:tc>
-          <w:tcPr>
-            <w:tcW w:w="4500" w:type="dxa"/>
-            <w:shd w:color="auto" w:val="clear" w:fill="2B6CB0"/>
-          </w:tcPr>
-          <w:p>
-            <w:pPr>
-              <w:jc w:val="left"/>
-            </w:pPr>
-            <w:r>
-              <w:rPr>
-                <w:b w:val="on"/>
-                <w:sz w:val="20"/>
-                <w:color w:val="FFFFFF"/>
-              </w:rPr>
-              <w:t>Actor Action</w:t>
-            </w:r>
-          </w:p>
-        </w:tc>
-        <w:tc>
-          <w:tcPr>
-            <w:tcW w:w="4500" w:type="dxa"/>
-            <w:shd w:color="auto" w:val="clear" w:fill="2B6CB0"/>
-          </w:tcPr>
-          <w:p>
-            <w:pPr>
-              <w:jc w:val="left"/>
-            </w:pPr>
-            <w:r>
-              <w:rPr>
-                <w:b w:val="on"/>
-                <w:sz w:val="20"/>
-                <w:color w:val="FFFFFF"/>
-              </w:rPr>
-              <w:t>Expected Result (System)</w:t>
-            </w:r>
-          </w:p>
-        </w:tc>
-      </w:tr>
-      <w:tr>
-        <w:tc>
-          <w:p>
-            <w:r>
-              <w:rPr>
-                <w:sz w:val="18"/>
-              </w:rPr>
-              <w:t>1</w:t>
-            </w:r>
-          </w:p>
-        </w:tc>
-        <w:tc>
-          <w:p>
-            <w:r>
-              <w:rPr>
-                <w:sz w:val="18"/>
-              </w:rPr>
-              <w:t>Administrador: seleciona a opcao 'E-commerce' no menu da tela principal</w:t>
-            </w:r>
-          </w:p>
-        </w:tc>
-        <w:tc>
-          <w:p>
-            <w:r>
-              <w:rPr>
-                <w:sz w:val="18"/>
-              </w:rPr>
-              <w:t>SYSTEM mostra a tela de detalhes do ecommerce</w:t>
-            </w:r>
-          </w:p>
-        </w:tc>
-      </w:tr>
-      <w:tr>
-        <w:tc>
-          <w:p>
-            <w:r>
-              <w:rPr>
-                <w:sz w:val="18"/>
-              </w:rPr>
-              <w:t>2</w:t>
-            </w:r>
-          </w:p>
-        </w:tc>
-        <w:tc>
-          <w:p>
-            <w:r>
-              <w:rPr>
-                <w:sz w:val="18"/>
-              </w:rPr>
-              <w:t>Administrador: seleciona um E-commerce na lista</w:t>
-            </w:r>
-          </w:p>
-        </w:tc>
-        <w:tc>
-          <w:p>
-            <w:r>
-              <w:rPr>
-                <w:sz w:val="18"/>
-              </w:rPr>
-              <w:t>SYSTEM abre a tela de edicao do Ecommerce</w:t>
-            </w:r>
-          </w:p>
-        </w:tc>
-      </w:tr>
-      <w:tr>
-        <w:tc>
-          <w:p>
-            <w:r>
-              <w:rPr>
-                <w:sz w:val="18"/>
-              </w:rPr>
-              <w:t>3</w:t>
-            </w:r>
-          </w:p>
-        </w:tc>
-        <w:tc>
-          <w:p>
-            <w:r>
-              <w:rPr>
-                <w:sz w:val="18"/>
-              </w:rPr>
-              <w:t>Administrador: modifica os dados existentes</w:t>
-            </w:r>
-          </w:p>
-        </w:tc>
-        <w:tc>
-          <w:p>
-            <w:r>
-              <w:rPr>
-                <w:sz w:val="18"/>
-              </w:rPr>
-              <w:t>SYSTEM valida os dados cadastrais do ecommerce</w:t>
-            </w:r>
-          </w:p>
-        </w:tc>
-      </w:tr>
-      <w:tr>
-        <w:tc>
-          <w:p>
-            <w:r>
-              <w:rPr>
-                <w:sz w:val="18"/>
-              </w:rPr>
-              <w:t>4</w:t>
-            </w:r>
-          </w:p>
-        </w:tc>
-        <w:tc>
-          <w:p>
-            <w:r>
-              <w:rPr>
-                <w:sz w:val="18"/>
-              </w:rPr>
-              <w:t>Administrador: clica no botao de atualizar</w:t>
-            </w:r>
-          </w:p>
-        </w:tc>
-        <w:tc>
-          <w:p>
-            <w:r>
-              <w:rPr>
-                <w:sz w:val="18"/>
-              </w:rPr>
-              <w:t>SYSTEM informa que os dados obrigatórios devem ser preenchidos</w:t>
-            </w:r>
-          </w:p>
-        </w:tc>
-      </w:tr>
-      <w:tr>
-        <w:tc>
-          <w:p>
-            <w:r>
-              <w:rPr>
-                <w:sz w:val="18"/>
-              </w:rPr>
-              <w:t>5</w:t>
-            </w:r>
-          </w:p>
-        </w:tc>
-        <w:tc>
-          <w:p>
-            <w:r>
-              <w:rPr>
-                <w:sz w:val="18"/>
-              </w:rPr>
-              <w:t>Administrador: adiciona dados corretos e clica em 'Atualizar</w:t>
-            </w:r>
-          </w:p>
-        </w:tc>
-        <w:tc>
-          <w:p>
-            <w:r>
-              <w:rPr>
-                <w:sz w:val="18"/>
-              </w:rPr>
-              <w:t>SYSTEM processes action successfully</w:t>
-            </w:r>
-          </w:p>
-        </w:tc>
-      </w:tr>
-    </w:tbl>
-    <w:p>
-      <w:r>
-        <w:br/>
-      </w:r>
-    </w:p>
-    <w:p>
-      <w:pPr>
-        <w:spacing w:before="180" w:after="60"/>
-      </w:pPr>
-      <w:r>
-        <w:rPr>
-          <w:b w:val="on"/>
-          <w:sz w:val="24"/>
-          <w:color w:val="2B6CB0"/>
-        </w:rPr>
-        <w:t>[TC8] Exception Flow 2: Usuario insere algum dado invalido</w:t>
-      </w:r>
-    </w:p>
-    <w:p>
-      <w:pPr>
-        <w:spacing w:after="40"/>
-      </w:pPr>
-      <w:r>
-        <w:rPr>
-          <w:b w:val="on"/>
-          <w:sz w:val="20"/>
-        </w:rPr>
-        <w:t xml:space="preserve">Preconditions: </w:t>
-      </w:r>
-      <w:r>
-        <w:rPr>
-          <w:sz w:val="20"/>
-        </w:rPr>
-        <w:t>Administrador logado; Algum E-commerce salvo no sistema.</w:t>
-      </w:r>
-    </w:p>
-    <w:p>
-      <w:pPr>
-        <w:spacing w:after="40"/>
-      </w:pPr>
-      <w:r>
-        <w:rPr>
-          <w:b w:val="on"/>
-          <w:sz w:val="20"/>
-        </w:rPr>
-        <w:t xml:space="preserve">Postconditions: </w:t>
-      </w:r>
-      <w:r>
-        <w:rPr>
-          <w:sz w:val="20"/>
-        </w:rPr>
-        <w:t>Flow interrupted due to exception / error</w:t>
-      </w:r>
-    </w:p>
-    <w:tbl>
-      <w:tblPr>
-        <w:tblW w:w="5000" w:type="pct"/>
-        <w:tblBorders>
-          <w:top w:val="single"/>
-          <w:left w:val="single"/>
-          <w:bottom w:val="single"/>
-          <w:right w:val="single"/>
-          <w:insideH w:val="single"/>
-          <w:insideV w:val="single"/>
-        </w:tblBorders>
-      </w:tblPr>
-      <w:tr>
-        <w:tc>
-          <w:tcPr>
-            <w:tcW w:w="1200" w:type="dxa"/>
-            <w:shd w:color="auto" w:val="clear" w:fill="2B6CB0"/>
-          </w:tcPr>
-          <w:p>
-            <w:pPr>
-              <w:jc w:val="left"/>
-            </w:pPr>
-            <w:r>
-              <w:rPr>
-                <w:b w:val="on"/>
-                <w:sz w:val="20"/>
-                <w:color w:val="FFFFFF"/>
-              </w:rPr>
-              <w:t>Step #</w:t>
-            </w:r>
-          </w:p>
-        </w:tc>
-        <w:tc>
-          <w:tcPr>
-            <w:tcW w:w="4500" w:type="dxa"/>
-            <w:shd w:color="auto" w:val="clear" w:fill="2B6CB0"/>
-          </w:tcPr>
-          <w:p>
-            <w:pPr>
-              <w:jc w:val="left"/>
-            </w:pPr>
-            <w:r>
-              <w:rPr>
-                <w:b w:val="on"/>
-                <w:sz w:val="20"/>
-                <w:color w:val="FFFFFF"/>
-              </w:rPr>
-              <w:t>Actor Action</w:t>
-            </w:r>
-          </w:p>
-        </w:tc>
-        <w:tc>
-          <w:tcPr>
-            <w:tcW w:w="4500" w:type="dxa"/>
-            <w:shd w:color="auto" w:val="clear" w:fill="2B6CB0"/>
-          </w:tcPr>
-          <w:p>
-            <w:pPr>
-              <w:jc w:val="left"/>
-            </w:pPr>
-            <w:r>
-              <w:rPr>
-                <w:b w:val="on"/>
-                <w:sz w:val="20"/>
-                <w:color w:val="FFFFFF"/>
-              </w:rPr>
-              <w:t>Expected Result (System)</w:t>
-            </w:r>
-          </w:p>
-        </w:tc>
-      </w:tr>
-      <w:tr>
-        <w:tc>
-          <w:p>
-            <w:r>
-              <w:rPr>
-                <w:sz w:val="18"/>
-              </w:rPr>
-              <w:t>1</w:t>
-            </w:r>
-          </w:p>
-        </w:tc>
-        <w:tc>
-          <w:p>
-            <w:r>
-              <w:rPr>
-                <w:sz w:val="18"/>
-              </w:rPr>
-              <w:t>Administrador: seleciona a opcao 'E-commerce' no menu da tela principal</w:t>
-            </w:r>
-          </w:p>
-        </w:tc>
-        <w:tc>
-          <w:p>
-            <w:r>
-              <w:rPr>
-                <w:sz w:val="18"/>
-              </w:rPr>
-              <w:t>SYSTEM mostra a tela de detalhes do ecommerce</w:t>
-            </w:r>
-          </w:p>
-        </w:tc>
-      </w:tr>
-      <w:tr>
-        <w:tc>
-          <w:p>
-            <w:r>
-              <w:rPr>
-                <w:sz w:val="18"/>
-              </w:rPr>
-              <w:t>2</w:t>
-            </w:r>
-          </w:p>
-        </w:tc>
-        <w:tc>
-          <w:p>
-            <w:r>
-              <w:rPr>
-                <w:sz w:val="18"/>
-              </w:rPr>
               <w:t>Administrador: seleciona um E-commerce na lista</w:t>
             </w:r>
           </w:p>
